--- a/company-documents/Esthien_Legal_Foundation_Pack_30_Templates.docx
+++ b/company-documents/Esthien_Legal_Foundation_Pack_30_Templates.docx
@@ -95,7 +95,7 @@
                 <w:color w:val="000000"/>
                 <w:sz w:val="20"/>
               </w:rPr>
-              <w:t>Esthien Labs / Esthien Labs Private Limited [confirm exact legal name and CIN]</w:t>
+              <w:t>Esthien Labs / Esthien Pvt Ltd [confirm exact legal name and CIN]</w:t>
             </w:r>
           </w:p>
         </w:tc>
@@ -1010,7 +1010,7 @@
           <w:b w:val="0"/>
           <w:sz w:val="21"/>
         </w:rPr>
-        <w:t>Company legal name: [Esthien Labs Private Limited]. CIN: [insert]. Registered office: [insert].</w:t>
+        <w:t>Company legal name: [Esthien Pvt Ltd]. CIN: [insert]. Registered office: [insert].</w:t>
       </w:r>
     </w:p>
     <w:p>
